--- a/example_articles/gender/Women/4.gender_Women_Other_publisher.docx
+++ b/example_articles/gender/Women/4.gender_Women_Other_publisher.docx
@@ -7,9 +7,7 @@
         <w:pStyle w:val="Heading1"/>
       </w:pPr>
       <w:r>
-        <w:t>Tight credit stalls car sales;</w:t>
-        <w:br/>
-        <w:t>'People want to buy,' but need money</w:t>
+        <w:t>Lost in shuffle: Abandoned kids</w:t>
       </w:r>
     </w:p>
     <w:p>
@@ -19,22 +17,22 @@
     </w:p>
     <w:p>
       <w:r>
-        <w:t>Date: 1991-03-12</w:t>
+        <w:t>Date: 1990-01-29</w:t>
       </w:r>
     </w:p>
     <w:p>
       <w:r>
-        <w:t>Section: MONEY; Pg. 1B; Cover Story</w:t>
+        <w:t>Section: NEWS; Pg. 10A</w:t>
       </w:r>
     </w:p>
     <w:p>
       <w:r>
-        <w:t>Source file: Other publishers/Files (500) (30).DOCX</w:t>
+        <w:t>Source file: Other publishers/Files (500) (20).DOCX</w:t>
       </w:r>
     </w:p>
     <w:p>
       <w:r>
-        <w:t>Raw gender result, 'gender': Men and women</w:t>
+        <w:t>Raw gender result, 'gender': Mostly women</w:t>
       </w:r>
     </w:p>
     <w:p>
@@ -51,73 +49,55 @@
     </w:p>
     <w:p>
       <w:r>
-        <w:t>If you think the USA's auto sales slump has created a buyer's market for cars and trucks, forget it.</w:t>
+        <w:t>Konstance Mach, a 22-year-old nurse, left East Germany for the West shortly after the November opening of the Wall.</w:t>
         <w:br/>
-        <w:t>Default-wary banks, credit unions and the car companies' financing arms are giving buyers a hard time. National Automobile Dealers Association chief economist Tom Webb says 30% to 35% of car-loan applications are being rejected. The normal turndown rate: 10% to 15%. And, even if you qualify to get a loan, you might get the third degree anyway - and be given a shorter- term loan with more money down and a higher interest rate than you paid on your last car loan.</w:t>
+        <w:t>Left behind: three beautiful and fatherless children - Stefen, who is a year old, 2-year-old Katharina, and Christoph, 3.</w:t>
         <w:br/>
-        <w:t>''It was almost like signing the document in blood,'' says Raymond Reed, a Phoenix postal service maintenance worker who bought a Chrysler Eagle Premier last week. ''Before, they would ask you, 'How long have you been on the job?' '' says Reed, 35. ''This time, they were asking, 'How long are you planning to stay on the job?' They want to know if you are going to be around for the last payment.''</w:t>
+        <w:t>''She left them behind,'' says local children specialist Waltraut Siewke.</w:t>
         <w:br/>
-        <w:t>Industry analysts think the auto credit crunch is contributing to the 21% decline in U.S. car and truck sales this year. Without a loan, most consumers can't buy: 80% of all new car and truck purchases are bought with borrowed money. It's critical to the economy because vehicle sales account for 20% of all retail spending.</w:t>
+        <w:t>The three blond, blue-eyed Mach children are among several hundred youngsters all over East Germany - the estimate is about 300 - abandoned either in their homes or dropped off at child-care centers by people seeking a better life for themselves in West Germany.</w:t>
         <w:br/>
-        <w:t>''People want to buy cars, but they can't get the financing,'' says Millard Ripley, general manager of Bert Smith International, a St. Petersburg, Fla., luxury-car dealer. Eighteen months ago, 90% of Bert Smith's loan applications were approved, some for loans as long as 84 months. Now, Ripley estimates, just 60% are being approved - and loan lengths are limited to 48 to 54 months. A credit blemish - such as an unpaid student loan - can prevent even a wealthy buyer from qualifying. Washington, D.C., dealer Joe Gerard says difficulty finding financing for his working-class customers was one reason he was forced to close Northeast Ford last week.</w:t>
+        <w:t>It has been one of the more heart-wrenching byproducts of the mass exodus that propelled 350,000 East Germans to West Germany last year and continues even now at the rate of about 1,600 a day.</w:t>
         <w:br/>
-        <w:t>The pullback in credit has been building for about 18 months, but it's getting attention now because more consumers - buoyed by the end of the gulf war and attracted by postwar sales pitches - are out car shopping. What's causing the crunch:</w:t>
+        <w:t>The specter of abandoned children is especially ironic and even embarrassing for the East. This is a country that takes great pride in its child care, which is guaranteed by the state for all. There's a well-kept center on nearly every block.</w:t>
         <w:br/>
-        <w:t>- Consumers' personal balance sheets are loaded with debt from the 1980s. Meanwhile, unemployment and personal bankruptcies are climbing because of the recession.</w:t>
+        <w:t>Children for adoption usually are in demand - not abandoned - because the country has had a negative growth rate even before the exodus of its citizens began this summer.</w:t>
         <w:br/>
-        <w:t>- Higher car prices mean lenders and consumers have more at stake. The average transaction price of a new car is about $ 17,000, including license, fees and tax. Car loans look like mini-mortgages instead of a simple, four- digit short-term loan, as they were 10 years ago, when the average new-car price was $ 7,574.</w:t>
+        <w:t>That's why stories of abandonment have ''really had an impact on all of us,'' said Katharine Ibner, administrator of a home in the working-class section of East Berlin.</w:t>
         <w:br/>
-        <w:t>- Many of the most credit-worthy borrowers are no longer using traditional car loans, because the Tax Reform Act of 1986 phased out deductions for interest. They're paying for cars with tax-deductible home- equity loans or paying cash. That means borrowers of lower quality hold a greater percentage of car loans.</w:t>
+        <w:t>''We were all horrified when this started to happen last August,'' said Siewke, head of a unit at the A.S. Makarenko Children's Home in Johannisthal, a southern suburb of East Berlin.</w:t>
         <w:br/>
-        <w:t>Car companies and banks are in bad financial health and can't risk higher loan default rates. General Motors Acceptance Corp., which financed 2 million cars and trucks in the USA last year, says its repossession rate rose to 2.3% in 1990 from 2% in 1989. Major banks, including Citibank and Bank of New England on the East Coast and Security Pacific in the West, no longer offer car loans through dealers, although most still make loans directly to consumers. John Campbell, one of California's largest dealers, says he used to finance 80% of his deals through banks, 20% through carmakers. Now it's the reverse.</w:t>
+        <w:t>Twelve abandoned children are now at Makarenko - a neat cluster of comfortable, well-heated, pastel-colored buildings - including two of the three Machs.</w:t>
         <w:br/>
-        <w:t>On the surface, it seems car companies could solve the auto credit crunch problem simply by loosening their own purse strings. But they can't afford to. Finance units are vital profit centers at General Motors Corp., Ford Motor Co. and Chrysler Corp. Their earnings helped cover big losses last year at the companies' automotive operations. ''I think these guys have to realize that if they loosen up too far, they'll get hit with a big slug of non- performing loans,'' says Shearson Lehman Bros. analyst Joseph Phillippi.</w:t>
+        <w:t>Almost a third of the abandonment cases occurred in the greater East Berlin area - as many as 100 to 110, according to Ruth Baermann, assistant director for Children's Aid in East Berlin.</w:t>
         <w:br/>
-        <w:t>Officials at GMAC and Ford Motor Credit Co. insist they're not rejecting qualified buyers and that loans are plentiful. ''We continue to provide financing for every customer with the willingness and the ability to make the payments,'' says Randy Kniebes, vice president of marketing at Ford Credit. GMAC spokeswoman Hilary Spittle suggests customers' personal credit situations might be more to blame. ''A difference in quality of credit would affect our approval of the application,'' says Spittle.</w:t>
+        <w:t>The future of the Mach children has been sorted out.</w:t>
         <w:br/>
-        <w:t>What car buyers can expect:</w:t>
+        <w:t>Christoph is with his grandfather and the younger two - Stefen and Katharina - are to be adopted by a professional couple in their 30s.</w:t>
         <w:br/>
-        <w:t>- Bigger down payments, shorter loans, closer scrutiny of credit histories. Connecticut National Bank in Hartford demands 15% to 20% down, in addition to trade-in value of an old car, vs. 10% to 15% a year ago. The bank's average loan is 53 months, down from 60 months last year. It used to be that a pay stub was enough to prove your income. Now, Vice President Donald Grigley says the bank wants stable job history and proof loans have been paid on time.</w:t>
+        <w:t>The mother's whereabouts are unclear.</w:t>
         <w:br/>
-        <w:t>- Less loan money. Lenders are limiting the amount financed to the purchase price of the car, including taxes, fees and interest, minus the down payment. That's a big change from the past few years, when banks encouraged borrowers to trade in their cars before they had paid off their loans. Richmond, Va., dealer Haywood ''Huddy'' Hyman says lenders routinely tacked the unpaid loan balance onto the new loan. It wasn't unusual to carry $ 4,000 over from an old loan.</w:t>
+        <w:t>Meantime, there's an estimated 20,000 female-headed households in the East.</w:t>
         <w:br/>
-        <w:t>- Higher interest rates. Until last year, carmakers played ''how low can you go'' with financing plans, a limbo contest that Chrysler won with its zero-percent loans. Many lenders now use tiered lending plans in which interest rates go up as credit ratings drop.</w:t>
+        <w:t>The departure of these thousands of East Germans has left holes in the economy as well as the society.</w:t>
         <w:br/>
-        <w:t>Some dealers say standards are too tough. Hyman, who has Buick, Porsche and Saturn franchises, says he's cut back on his GMAC business because the financing arm's rates are sometimes two percentage points higher than at the local banks. ''Our customers have got to get the best rates that we can find them,'' says Hyman.</w:t>
+        <w:t>There are shortages in the construction industry, transportation sector (bus and street car drivers) and food industry.</w:t>
         <w:br/>
-        <w:t>But rates at banks are no bargain, either. Since October, interest rates in general have fallen; the prime rate has dropped from 10% to 9%. But the average car loan rate at 50 major banks tracked by Bank Rate Monitor last week was the same as at the end of October: 12.1%.</w:t>
+        <w:t>A recent front-page story in Neues Deutschland, the official newspaper of the East German Socialist Unity (or Communist) Party,</w:t>
         <w:br/>
-        <w:t>There are still some loan deals. Some Ford dealers offer 3.9% on 48-month loans and special rebates for first-time buyers. Financing at 5.9% is available on two-year loans at Chrysler. And people with spotless records have little to fear, says Doug Crisp, senior vice president of consumer lending at First Union Bank of North Carolina.</w:t>
+        <w:t>quotes an unidentified woman from the town of Dessau complaining her husband left for the West, took along their daughter Katrin, and ''left me with debts of more than 42,600 marks (about $ 25,000).''</w:t>
         <w:br/>
-        <w:t>''If they have the ability and the willingness to pay, they can always expect to get credit. And if they don't have either one, they shouldn't expect to get credit.''</w:t>
+        <w:t xml:space="preserve"> </w:t>
         <w:br/>
-        <w:t>Contributing: Joyce Harris</w:t>
+        <w:t>''On the one hand, they tell us they can no longer live under the current authorities in the DDR (East Germany), but on the other they walk away feeling confident that their children are in good hands.''</w:t>
         <w:br/>
-        <w:t xml:space="preserve"> TEXT OF GRAPHIC</w:t>
-        <w:br/>
-        <w:t>Cars' bigger bite</w:t>
-        <w:br/>
-        <w:t xml:space="preserve">The average price of a new car is now half the U.S. family median annual income, increasing consumers' need for loans. </w:t>
-        <w:br/>
-        <w:t>Source: Commerce Dept., American Auto Datam</w:t>
+        <w:t xml:space="preserve"> - Ruth Baermann, assistant director for Children's Aid in East Berlin, on parents going West</w:t>
         <w:br/>
         <w:br/>
         <w:t>Notes</w:t>
         <w:br/>
         <w:br/>
-        <w:t>Accompanying stories; Terms tougher; Consumers squeezed by long-term loans</w:t>
-        <w:br/>
-        <w:br/>
-        <w:t>Graphic</w:t>
-        <w:br/>
-        <w:br/>
-        <w:t xml:space="preserve"> </w:t>
-        <w:br/>
-        <w:t>GRAPHIC; color, Source: Commerce Dept., American Auto Datam; PHOTO; color, Denis Poroy, USA TODAY</w:t>
-        <w:br/>
-        <w:t xml:space="preserve"> </w:t>
-        <w:br/>
-        <w:t>CUTLINE: EMPTY LOT: Joseph Gerard says tight credit helped force him to close his Washington, D.C., dealership last week.</w:t>
+        <w:t>Ribbon Label; GERMANY IN TRANSITION; THE PARTY'S OVER; 4</w:t>
       </w:r>
     </w:p>
     <w:sectPr>

--- a/example_articles/gender/Women/4.gender_Women_Other_publisher.docx
+++ b/example_articles/gender/Women/4.gender_Women_Other_publisher.docx
@@ -7,7 +7,7 @@
         <w:pStyle w:val="Heading1"/>
       </w:pPr>
       <w:r>
-        <w:t>Lost in shuffle: Abandoned kids</w:t>
+        <w:t>'Blitz' tells intimate story on a big canvas</w:t>
       </w:r>
     </w:p>
     <w:p>
@@ -17,17 +17,17 @@
     </w:p>
     <w:p>
       <w:r>
-        <w:t>Date: 1990-01-29</w:t>
+        <w:t>Date: 2024-11-26</w:t>
       </w:r>
     </w:p>
     <w:p>
       <w:r>
-        <w:t>Section: NEWS; Pg. 10A</w:t>
+        <w:t>Section: FEATURES; Pg. D1</w:t>
       </w:r>
     </w:p>
     <w:p>
       <w:r>
-        <w:t>Source file: Other publishers/Files (500) (20).DOCX</w:t>
+        <w:t>Source file: Other publishers/Files (500) (1).DOCX</w:t>
       </w:r>
     </w:p>
     <w:p>
@@ -49,55 +49,55 @@
     </w:p>
     <w:p>
       <w:r>
-        <w:t>Konstance Mach, a 22-year-old nurse, left East Germany for the West shortly after the November opening of the Wall.</w:t>
+        <w:t>Spoiler alert! The following story contains major plot details about "Blitz" (now streaming on Apple TV+).</w:t>
         <w:br/>
-        <w:t>Left behind: three beautiful and fatherless children - Stefen, who is a year old, 2-year-old Katharina, and Christoph, 3.</w:t>
+        <w:t>NEW YORK - Saoirse Ronan had no desire to make another World War II drama. But that changed when the "Atonement" actress read "Blitz," which eschews the battlefield for a slice-of-life tale about a working-class mom named Rita (Ronan), who sends her 9-year-old son, George (Elliott Heffernan), away to the countryside to protect him from the German blitzkrieg bombings of London. The film is written and directed by "12 Years a Slave" Oscar winner Steve McQueen. "He took a story that we thought we knew and showed us a completely different side to it," Ronan says. "The fact that he chose to make a mother and child the heart of the movie is so powerful. It's big and explosive, but he also strips it back to these really beautiful, intimate moments." McQueen tells us what's fact and fiction in his latest awards hopeful:</w:t>
         <w:br/>
-        <w:t>''She left them behind,'' says local children specialist Waltraut Siewke.</w:t>
+        <w:t>Were 'Blitz' characters George and Rita real people?</w:t>
         <w:br/>
-        <w:t>The three blond, blue-eyed Mach children are among several hundred youngsters all over East Germany - the estimate is about 300 - abandoned either in their homes or dropped off at child-care centers by people seeking a better life for themselves in West Germany.</w:t>
+        <w:t>"Blitz" is a predominantly fictional story, although its characters and events are based on meticulous research. George, for instance, was inspired by a photograph McQueen came across of "a small Black child with this large suitcase, waiting to be evacuated at a railway station," he says. "As soon as I saw that image, I wanted to know what his story was and what would happen to him."</w:t>
         <w:br/>
-        <w:t>It has been one of the more heart-wrenching byproducts of the mass exodus that propelled 350,000 East Germans to West Germany last year and continues even now at the rate of about 1,600 a day.</w:t>
+        <w:t>McQueen was never able to identify the boy, but hopes his relatives might come forward as "Blitz" continues to be seen by more audiences.</w:t>
         <w:br/>
-        <w:t>The specter of abandoned children is especially ironic and even embarrassing for the East. This is a country that takes great pride in its child care, which is guaranteed by the state for all. There's a well-kept center on nearly every block.</w:t>
+        <w:t>Rita, meanwhile, was an amalgam of women "who were the backbone of the country," McQueen says. While the men were away fighting, "they were the ones who looked after their elderly parents, evacuated their children and worked in munitions factories. This is the story of these women who have basically never been (represented) in war movies before."</w:t>
         <w:br/>
-        <w:t>Children for adoption usually are in demand - not abandoned - because the country has had a negative growth rate even before the exodus of its citizens began this summer.</w:t>
+        <w:t>Did the London subway tunnels flood during World War II?</w:t>
         <w:br/>
-        <w:t>That's why stories of abandonment have ''really had an impact on all of us,'' said Katharine Ibner, administrator of a home in the working-class section of East Berlin.</w:t>
+        <w:t>One of the film's most harrowing sequences is the flooding of a London metro station, as George and dozens of others struggle to unlock the exit as waters quickly rise. The scene was inspired by the Balham station disaster in October 1940, which killed at least 64 people.  "There was a bomb that exploded above (ground) and hit a bus, which went into a crevasse and broke a water pipe. That went straight into the underground," McQueen says. Like George in the movie, "there was a 9-year-old boy who actually saved people by pushing through the iron gates."</w:t>
         <w:br/>
-        <w:t>''We were all horrified when this started to happen last August,'' said Siewke, head of a unit at the A.S. Makarenko Children's Home in Johannisthal, a southern suburb of East Berlin.</w:t>
+        <w:t>McQueen studied first-person testimonies and the drawings of artist Henry Moore, to capture the panic.</w:t>
         <w:br/>
-        <w:t>Twelve abandoned children are now at Makarenko - a neat cluster of comfortable, well-heated, pastel-colored buildings - including two of the three Machs.</w:t>
+        <w:t>"To have explosions and children crying and so much choreographed chaos, it was quite triggering," Ronan recalls. "But I didn't want to shy away from that. I wanted to let that take over, because the fear of war is not knowing when it's going to end or if you're going to live another day. What that does to your psyche is like nothing else."</w:t>
         <w:br/>
-        <w:t>Almost a third of the abandonment cases occurred in the greater East Berlin area - as many as 100 to 110, according to Ruth Baermann, assistant director for Children's Aid in East Berlin.</w:t>
+        <w:t>Did people rob corpses during the German blitzkrieg bombings?</w:t>
         <w:br/>
-        <w:t>The future of the Mach children has been sorted out.</w:t>
+        <w:t>There's another disturbing moment in the film when the famed nightclub Café de Paris is bombed by Germans, killing at least 34 people including Ken "Snakehips" Johnson (Devon McKenzie-Smith), a gay Black bandleader. The song "Oh Johnny, Oh Johnny, Oh!," performed by Anita Sinclair (Celeste), was "the actual song being played when the bomb dropped," McQueen says.</w:t>
         <w:br/>
-        <w:t>Christoph is with his grandfather and the younger two - Stefen and Katharina - are to be adopted by a professional couple in their 30s.</w:t>
+        <w:t>In the movie, a group of thieves wander through the rubble, stealing watches and wallets from dead bodies. "It was very important to see the makeup and disparity of London in the midst of the blitz, but also the aftermath where people are (cutting off) fingers to get jewelry," McQueen adds. "Everything we show is based on historical fact."</w:t>
         <w:br/>
-        <w:t>The mother's whereabouts are unclear.</w:t>
+        <w:t>What is the song Ronan sings</w:t>
         <w:br/>
-        <w:t>Meantime, there's an estimated 20,000 female-headed households in the East.</w:t>
+        <w:t>in 'Blitz'?</w:t>
         <w:br/>
-        <w:t>The departure of these thousands of East Germans has left holes in the economy as well as the society.</w:t>
+        <w:t>When she's not working in a factory, Rita is an aspiring singer who performs a handful of jazz and big-band favorites throughout the film, including Fats Waller's "Ain't Misbehavin.'"</w:t>
         <w:br/>
-        <w:t>There are shortages in the construction industry, transportation sector (bus and street car drivers) and food industry.</w:t>
+        <w:t>She also croons the emotional "Winter Coat," which sounds like a 1940s standard but was written for "Blitz."</w:t>
         <w:br/>
-        <w:t>A recent front-page story in Neues Deutschland, the official newspaper of the East German Socialist Unity (or Communist) Party,</w:t>
+        <w:t>"I got my father's winter coat when he died and I always thought it could be a good idea for a song," McQueen recalls.</w:t>
         <w:br/>
-        <w:t>quotes an unidentified woman from the town of Dessau complaining her husband left for the West, took along their daughter Katrin, and ''left me with debts of more than 42,600 marks (about $ 25,000).''</w:t>
+        <w:t>Rita dedicates the wistful tune to George in a BBC radio performance after he evacuates London: "The idea of putting this coat on, and the presence of someone around your body - it's almost like a hug."</w:t>
+        <w:br/>
+        <w:br/>
+        <w:t>Graphic</w:t>
+        <w:br/>
         <w:br/>
         <w:t xml:space="preserve"> </w:t>
         <w:br/>
-        <w:t>''On the one hand, they tell us they can no longer live under the current authorities in the DDR (East Germany), but on the other they walk away feeling confident that their children are in good hands.''</w:t>
+        <w:t>Rita (Saoirse Ronan) aids wartime efforts by working in an arms factory.</w:t>
         <w:br/>
-        <w:t xml:space="preserve"> - Ruth Baermann, assistant director for Children's Aid in East Berlin, on parents going West</w:t>
+        <w:t>photos provided by PARISA TAGHIZADEH/APPLE TV+</w:t>
         <w:br/>
-        <w:br/>
-        <w:t>Notes</w:t>
-        <w:br/>
-        <w:br/>
-        <w:t>Ribbon Label; GERMANY IN TRANSITION; THE PARTY'S OVER; 4</w:t>
+        <w:t>George (Elliott Heffernan) ventures to London and seeks shelter in a underground station.</w:t>
       </w:r>
     </w:p>
     <w:sectPr>
